--- a/工程文件/PunchPro_工程规格文档.docx
+++ b/工程文件/PunchPro_工程规格文档.docx
@@ -1137,7 +1137,7 @@
                 <w:sz w:val="19"/>
                 <w:szCs w:val="19"/>
               </w:rPr>
-              <w:t xml:space="preserve">警示·结束按钮·高峰值力度</w:t>
+              <w:t>警示·结束按钮·高最高相对力量评分</w:t>
             </w:r>
           </w:p>
         </w:tc>
@@ -1267,7 +1267,7 @@
                 <w:sz w:val="19"/>
                 <w:szCs w:val="19"/>
               </w:rPr>
-              <w:t xml:space="preserve">待改善·中等力度·连击数</w:t>
+              <w:t>待改善·中等评分·连击数</w:t>
             </w:r>
           </w:p>
         </w:tc>
@@ -2870,7 +2870,7 @@
                 <w:sz w:val="19"/>
                 <w:szCs w:val="19"/>
               </w:rPr>
-              <w:t xml:space="preserve">大数字·峰值力度·计时器</w:t>
+              <w:t>大数字·最高相对力量评分·计时器</w:t>
             </w:r>
           </w:p>
         </w:tc>
@@ -7402,7 +7402,7 @@
                 <w:sz w:val="19"/>
                 <w:szCs w:val="19"/>
               </w:rPr>
-              <w:t xml:space="preserve">Force Characteristic</w:t>
+              <w:t>Relative Power Score Characteristic</w:t>
             </w:r>
           </w:p>
         </w:tc>
@@ -7530,7 +7530,7 @@
                 <w:sz w:val="19"/>
                 <w:szCs w:val="19"/>
               </w:rPr>
-              <w:t xml:space="preserve">压力值，单位 0.1N，范围 0–2000</w:t>
+              <w:t>硬件原始评分，无单位，范围 0–2000</w:t>
             </w:r>
           </w:p>
         </w:tc>
@@ -8073,7 +8073,7 @@
           <w:sz w:val="18"/>
           <w:szCs w:val="18"/>
         </w:rPr>
-        <w:t xml:space="preserve">// Byte[0-1]: uint16 force_raw  — 原始压力值（0.1N 单位）</w:t>
+        <w:t>// Byte[0-1]: uint16 power_score_raw  — 硬件上报的无单位原始评分</w:t>
       </w:r>
     </w:p>
     <w:p>
@@ -8178,7 +8178,7 @@
           <w:sz w:val="18"/>
           <w:szCs w:val="18"/>
         </w:rPr>
-        <w:t xml:space="preserve">    let forceRaw = UInt16(data[0]) | (UInt16(data[1]) &lt;&lt; 8)</w:t>
+        <w:t xml:space="preserve">    let powerScoreRaw = UInt16(data[0]) | (UInt16(data[1]) &lt;&lt; 8)</w:t>
       </w:r>
     </w:p>
     <w:p>
@@ -8193,7 +8193,7 @@
           <w:sz w:val="18"/>
           <w:szCs w:val="18"/>
         </w:rPr>
-        <w:t xml:space="preserve">    let forceN   = Double(forceRaw) / 10.0          // 转换为 N</w:t>
+        <w:t xml:space="preserve">    let relativePowerScore = Double(powerScoreRaw) // 原始值直通，不做物理单位换算</w:t>
       </w:r>
     </w:p>
     <w:p>
@@ -8253,7 +8253,7 @@
           <w:sz w:val="18"/>
           <w:szCs w:val="18"/>
         </w:rPr>
-        <w:t xml:space="preserve">    guard forceN &gt;= 15.0, isValid else { return nil } // 15N 阈值</w:t>
+        <w:t xml:space="preserve">    guard relativePowerScore &gt;= 15.0, isValid else { return nil } // 15 阈值</w:t>
       </w:r>
     </w:p>
     <w:p>
@@ -8268,7 +8268,7 @@
           <w:sz w:val="18"/>
           <w:szCs w:val="18"/>
         </w:rPr>
-        <w:t xml:space="preserve">    return PunchEvent(forceN: forceN, deviceTs: ts, systemTs: Date())</w:t>
+        <w:t xml:space="preserve">    return PunchEvent(relativePowerScore: relativePowerScore, deviceTs: ts, systemTs: Date())</w:t>
       </w:r>
     </w:p>
     <w:p>
@@ -8681,7 +8681,7 @@
                 <w:sz w:val="19"/>
                 <w:szCs w:val="19"/>
               </w:rPr>
-              <w:t xml:space="preserve">filtered force (N)</w:t>
+              <w:t>filtered relative score</w:t>
             </w:r>
           </w:p>
         </w:tc>
@@ -8779,7 +8779,7 @@
                 <w:sz w:val="19"/>
                 <w:szCs w:val="19"/>
               </w:rPr>
-              <w:t xml:space="preserve">force ≥ 15N 且距上次击打 &gt; 80ms</w:t>
+              <w:t>force ≥ 15 且距上次击打 &gt; 80ms</w:t>
             </w:r>
           </w:p>
         </w:tc>
@@ -10194,7 +10194,7 @@
                 <w:sz w:val="19"/>
                 <w:szCs w:val="19"/>
               </w:rPr>
-              <w:t xml:space="preserve">最低力度</w:t>
+              <w:t>最低评分</w:t>
             </w:r>
           </w:p>
         </w:tc>
@@ -10324,7 +10324,7 @@
                 <w:sz w:val="19"/>
                 <w:szCs w:val="19"/>
               </w:rPr>
-              <w:t xml:space="preserve">20N</w:t>
+              <w:t>20</w:t>
             </w:r>
           </w:p>
         </w:tc>
@@ -10454,7 +10454,7 @@
                 <w:sz w:val="19"/>
                 <w:szCs w:val="19"/>
               </w:rPr>
-              <w:t xml:space="preserve">50N</w:t>
+              <w:t>50</w:t>
             </w:r>
           </w:p>
         </w:tc>
@@ -10584,7 +10584,7 @@
                 <w:sz w:val="19"/>
                 <w:szCs w:val="19"/>
               </w:rPr>
-              <w:t xml:space="preserve">20N</w:t>
+              <w:t>20</w:t>
             </w:r>
           </w:p>
         </w:tc>
@@ -10714,7 +10714,7 @@
                 <w:sz w:val="19"/>
                 <w:szCs w:val="19"/>
               </w:rPr>
-              <w:t xml:space="preserve">20N</w:t>
+              <w:t>20</w:t>
             </w:r>
           </w:p>
         </w:tc>
@@ -10844,7 +10844,7 @@
                 <w:sz w:val="19"/>
                 <w:szCs w:val="19"/>
               </w:rPr>
-              <w:t xml:space="preserve">20N</w:t>
+              <w:t>20</w:t>
             </w:r>
           </w:p>
         </w:tc>
@@ -10942,7 +10942,7 @@
                 <w:sz w:val="19"/>
                 <w:szCs w:val="19"/>
               </w:rPr>
-              <w:t xml:space="preserve">连续3拳，任意均&gt;80N</w:t>
+              <w:t>连续3拳，任意均&gt;80</w:t>
             </w:r>
           </w:p>
         </w:tc>
@@ -10974,7 +10974,7 @@
                 <w:sz w:val="19"/>
                 <w:szCs w:val="19"/>
               </w:rPr>
-              <w:t xml:space="preserve">80N</w:t>
+              <w:t>80</w:t>
             </w:r>
           </w:p>
         </w:tc>
@@ -11132,7 +11132,7 @@
           <w:sz w:val="18"/>
           <w:szCs w:val="18"/>
         </w:rPr>
-        <w:t xml:space="preserve">  forceN:      Double      // 击打力度，单位牛顿</w:t>
+        <w:t xml:space="preserve">  relativePowerScore:      Double      // 相对力量评分，无物理单位</w:t>
       </w:r>
     </w:p>
     <w:p>
@@ -11387,7 +11387,7 @@
           <w:sz w:val="18"/>
           <w:szCs w:val="18"/>
         </w:rPr>
-        <w:t xml:space="preserve">  avgForceN:      Double</w:t>
+        <w:t xml:space="preserve">  avgPowerScore:      Double</w:t>
       </w:r>
     </w:p>
     <w:p>
@@ -11402,7 +11402,7 @@
           <w:sz w:val="18"/>
           <w:szCs w:val="18"/>
         </w:rPr>
-        <w:t xml:space="preserve">  peakForceN:     Double</w:t>
+        <w:t xml:space="preserve">  peakPowerScore:     Double</w:t>
       </w:r>
     </w:p>
     <w:p>
@@ -11925,7 +11925,7 @@
                 <w:sz w:val="19"/>
                 <w:szCs w:val="19"/>
               </w:rPr>
-              <w:t xml:space="preserve">session_id, force_n, system_ts, beat_score</w:t>
+              <w:t>session_id, power_score, system_ts, beat_score</w:t>
             </w:r>
           </w:p>
         </w:tc>
@@ -12055,7 +12055,7 @@
                 <w:sz w:val="19"/>
                 <w:szCs w:val="19"/>
               </w:rPr>
-              <w:t xml:space="preserve">user_id, start_time, total_punches, peak_force_n, overall_score</w:t>
+              <w:t>user_id, start_time, total_punches, peak_power_score, overall_score</w:t>
             </w:r>
           </w:p>
         </w:tc>
@@ -13073,7 +13073,7 @@
                 <w:sz w:val="19"/>
                 <w:szCs w:val="19"/>
               </w:rPr>
-              <w:t xml:space="preserve">min(100, peakForceN / 2.0)</w:t>
+              <w:t>min(100, peakPowerScore / 2.0)</w:t>
             </w:r>
           </w:p>
         </w:tc>
@@ -13171,7 +13171,7 @@
                 <w:sz w:val="19"/>
                 <w:szCs w:val="19"/>
               </w:rPr>
-              <w:t xml:space="preserve">min(100, avgForceN / 1.5)</w:t>
+              <w:t>min(100, avgPowerScore / 1.5)</w:t>
             </w:r>
           </w:p>
         </w:tc>
@@ -13637,7 +13637,7 @@
           <w:sz w:val="18"/>
           <w:szCs w:val="18"/>
         </w:rPr>
-        <w:t xml:space="preserve">// 综合得分 = 击打量分 + 力度分 + 连击分 + 节奏分</w:t>
+        <w:t>// 综合得分 = 击打量分 + 评分分 + 连击分 + 节奏分</w:t>
       </w:r>
     </w:p>
     <w:p>
@@ -13682,7 +13682,7 @@
           <w:sz w:val="18"/>
           <w:szCs w:val="18"/>
         </w:rPr>
-        <w:t xml:space="preserve">  + (avgForceN / maxAvgForce) * 300          // 击打力度 30%</w:t>
+        <w:t xml:space="preserve">  + (avgPowerScore / maxAvgForce) * 300          // 相对力量评分 30%</w:t>
       </w:r>
     </w:p>
     <w:p>
@@ -14490,7 +14490,7 @@
                 <w:sz w:val="19"/>
                 <w:szCs w:val="19"/>
               </w:rPr>
-              <w:t xml:space="preserve">击打力度波形</w:t>
+              <w:t>相对力量评分波形</w:t>
             </w:r>
           </w:p>
         </w:tc>
@@ -16596,7 +16596,7 @@
                 <w:sz w:val="19"/>
                 <w:szCs w:val="19"/>
               </w:rPr>
-              <w:t xml:space="preserve">蓝&lt;30N · 橙30-70N · 红&gt;70N</w:t>
+              <w:t>蓝&lt;30 · 橙30-70 · 红&gt;70</w:t>
             </w:r>
           </w:p>
         </w:tc>
@@ -16890,7 +16890,7 @@
                 <w:sz w:val="19"/>
                 <w:szCs w:val="19"/>
               </w:rPr>
-              <w:t xml:space="preserve">h = (forceN / 120) * 56</w:t>
+              <w:t>h = (relativePowerScore / 120) * 56</w:t>
             </w:r>
           </w:p>
         </w:tc>
@@ -16922,7 +16922,7 @@
                 <w:sz w:val="19"/>
                 <w:szCs w:val="19"/>
               </w:rPr>
-              <w:t xml:space="preserve">120N 映射满高</w:t>
+              <w:t>120 映射满高</w:t>
             </w:r>
           </w:p>
         </w:tc>
@@ -18562,7 +18562,7 @@
                 <w:sz w:val="19"/>
                 <w:szCs w:val="19"/>
               </w:rPr>
-              <w:t xml:space="preserve">力度骤降</w:t>
+              <w:t>评分骤降</w:t>
             </w:r>
           </w:p>
         </w:tc>
@@ -18984,7 +18984,7 @@
                 <w:sz w:val="19"/>
                 <w:szCs w:val="19"/>
               </w:rPr>
-              <w:t xml:space="preserve">BPM下跌 + 力度下跌同时成立</w:t>
+              <w:t>BPM下跌 + 评分下跌同时成立</w:t>
             </w:r>
           </w:p>
         </w:tc>
@@ -20047,7 +20047,7 @@
                 <w:sz w:val="19"/>
                 <w:szCs w:val="19"/>
               </w:rPr>
-              <w:t xml:space="preserve">最近7次训练峰值力度均值</w:t>
+              <w:t>最近7次训练最高相对力量评分均值</w:t>
             </w:r>
           </w:p>
         </w:tc>
@@ -20177,7 +20177,7 @@
                 <w:sz w:val="19"/>
                 <w:szCs w:val="19"/>
               </w:rPr>
-              <w:t xml:space="preserve">最近7次训练均力度</w:t>
+              <w:t>最近7次训练均评分</w:t>
             </w:r>
           </w:p>
         </w:tc>
@@ -21349,7 +21349,7 @@
                 <w:sz w:val="19"/>
                 <w:szCs w:val="19"/>
               </w:rPr>
-              <w:t xml:space="preserve">峰值力度≥100N · 连续7天</w:t>
+              <w:t>最高相对力量评分≥100 · 连续7天</w:t>
             </w:r>
           </w:p>
         </w:tc>
@@ -22624,7 +22624,7 @@
                 <w:sz w:val="19"/>
                 <w:szCs w:val="19"/>
               </w:rPr>
-              <w:t xml:space="preserve">单拳力度超过120N</w:t>
+              <w:t>单拳评分超过120</w:t>
             </w:r>
           </w:p>
         </w:tc>
@@ -22688,7 +22688,7 @@
                 <w:sz w:val="19"/>
                 <w:szCs w:val="19"/>
               </w:rPr>
-              <w:t xml:space="preserve">120N</w:t>
+              <w:t>120</w:t>
             </w:r>
           </w:p>
         </w:tc>
@@ -26278,7 +26278,7 @@
                 <w:sz w:val="19"/>
                 <w:szCs w:val="19"/>
               </w:rPr>
-              <w:t xml:space="preserve">传感器 forceN≥15N within window</w:t>
+              <w:t>传感器 relativePowerScore≥15 within window</w:t>
             </w:r>
           </w:p>
         </w:tc>
@@ -26310,7 +26310,7 @@
                 <w:sz w:val="19"/>
                 <w:szCs w:val="19"/>
               </w:rPr>
-              <w:t xml:space="preserve">不看力度只看是否击打</w:t>
+              <w:t>不看评分只看是否击打</w:t>
             </w:r>
           </w:p>
         </w:tc>
@@ -28843,7 +28843,7 @@
                 <w:sz w:val="19"/>
                 <w:szCs w:val="19"/>
               </w:rPr>
-              <w:t xml:space="preserve">力度分档（N）</w:t>
+              <w:t>评分分档（无单位）</w:t>
             </w:r>
           </w:p>
         </w:tc>
@@ -31682,7 +31682,7 @@
                 <w:sz w:val="19"/>
                 <w:szCs w:val="19"/>
               </w:rPr>
-              <w:t xml:space="preserve">服务端二次验证力度分布</w:t>
+              <w:t>服务端二次验证评分分布</w:t>
             </w:r>
           </w:p>
         </w:tc>
@@ -32575,7 +32575,7 @@
                 <w:sz w:val="19"/>
                 <w:szCs w:val="19"/>
               </w:rPr>
-              <w:t xml:space="preserve">峰值力度</w:t>
+              <w:t>最高相对力量评分</w:t>
             </w:r>
           </w:p>
         </w:tc>
@@ -32607,7 +32607,7 @@
                 <w:sz w:val="19"/>
                 <w:szCs w:val="19"/>
               </w:rPr>
-              <w:t xml:space="preserve">sessions.peakForceN</w:t>
+              <w:t>sessions.peakPowerScore</w:t>
             </w:r>
           </w:p>
         </w:tc>
@@ -32671,7 +32671,7 @@
                 <w:sz w:val="19"/>
                 <w:szCs w:val="19"/>
               </w:rPr>
-              <w:t xml:space="preserve">取整，单位 N</w:t>
+              <w:t>取整，无物理单位</w:t>
             </w:r>
           </w:p>
         </w:tc>
@@ -33715,7 +33715,7 @@
                 <w:sz w:val="19"/>
                 <w:szCs w:val="19"/>
               </w:rPr>
-              <w:t xml:space="preserve">均力度（N），独立刻度</w:t>
+              <w:t>均评分（无单位），独立刻度</w:t>
             </w:r>
           </w:p>
         </w:tc>
@@ -34205,7 +34205,7 @@
                 <w:sz w:val="19"/>
                 <w:szCs w:val="19"/>
               </w:rPr>
-              <w:t xml:space="preserve">蓝色实线（击打）+ 橙色虚线（力度）</w:t>
+              <w:t>蓝色实线（击打）+ 橙色虚线（评分）</w:t>
             </w:r>
           </w:p>
         </w:tc>
@@ -34574,7 +34574,7 @@
                 <w:sz w:val="19"/>
                 <w:szCs w:val="19"/>
               </w:rPr>
-              <w:t xml:space="preserve">力度停滞</w:t>
+              <w:t>评分停滞</w:t>
             </w:r>
           </w:p>
         </w:tc>
@@ -34606,7 +34606,7 @@
                 <w:sz w:val="19"/>
                 <w:szCs w:val="19"/>
               </w:rPr>
-              <w:t xml:space="preserve">均力度7天内无明显提升(&lt;5%)</w:t>
+              <w:t>均评分7天内无明显提升(&lt;5%)</w:t>
             </w:r>
           </w:p>
         </w:tc>
@@ -48642,6 +48642,11 @@
           <w:szCs w:val="20"/>
         </w:rPr>
         <w:t xml:space="preserve">PunchPro Engineering Spec v1.0 · 2026-05-18</w:t>
+      </w:r>
+    </w:p>
+    <w:p>
+      <w:r>
+        <w:t>相对力量评分说明：软件直接采用硬件上报的原始值，不乘以 0.6；该评分未经标准测力设备标定，无物理单位，不代表 kg、kgf 或 N，仅用于相近条件下观察相对趋势。</w:t>
       </w:r>
     </w:p>
     <w:sectPr>
